--- a/output/word/AI提示詞視覺化管理App_軟體需求規格書.docx
+++ b/output/word/AI提示詞視覺化管理App_軟體需求規格書.docx
@@ -47,7 +47,7 @@
           <w:color w:val="555555"/>
           <w:sz w:val="21"/>
         </w:rPr>
-        <w:t>版本 1.2　功能需求 介面 資料 API 安全與驗收</w:t>
+        <w:t>版本 V1.4　功能需求 介面 資料 API 安全與驗收</w:t>
       </w:r>
     </w:p>
     <w:p>
@@ -143,7 +143,7 @@
                 <w:color w:val="555555"/>
                 <w:sz w:val="20"/>
               </w:rPr>
-              <w:t>2026 09 26</w:t>
+              <w:t>2026 10 08</w:t>
             </w:r>
           </w:p>
         </w:tc>
@@ -4710,6 +4710,43 @@
         <w:pStyle w:val="Heading2"/>
       </w:pPr>
       <w:r>
+        <w:t>prompt_groups</w:t>
+      </w:r>
+    </w:p>
+    <w:p>
+      <w:pPr>
+        <w:jc w:val="both"/>
+      </w:pPr>
+      <w:r>
+        <w:rPr>
+          <w:rFonts w:ascii="Arial" w:hAnsi="Arial" w:eastAsia="PingFang TC"/>
+          <w:color w:val="000000"/>
+          <w:sz w:val="22"/>
+        </w:rPr>
+        <w:t xml:space="preserve">欄位為 id、project_path、name、sort_order、created_at。群組名稱在同一專案路徑內唯一；既有提示詞的 </w:t>
+      </w:r>
+      <w:r>
+        <w:rPr>
+          <w:rFonts w:ascii="Courier New" w:hAnsi="Courier New" w:eastAsia="Courier New"/>
+          <w:color w:val="000000"/>
+          <w:sz w:val="20"/>
+        </w:rPr>
+        <w:t>category</w:t>
+      </w:r>
+      <w:r>
+        <w:rPr>
+          <w:rFonts w:ascii="Arial" w:hAnsi="Arial" w:eastAsia="PingFang TC"/>
+          <w:color w:val="000000"/>
+          <w:sz w:val="22"/>
+        </w:rPr>
+        <w:t xml:space="preserve"> 即為所屬群組。拖曳不覆寫內容或版本，只更新所屬群組與更新時間。</w:t>
+      </w:r>
+    </w:p>
+    <w:p>
+      <w:pPr>
+        <w:pStyle w:val="Heading2"/>
+      </w:pPr>
+      <w:r>
         <w:t>prompt_revisions</w:t>
       </w:r>
     </w:p>
@@ -4736,7 +4773,7 @@
           <w:color w:val="000000"/>
           <w:sz w:val="22"/>
         </w:rPr>
-        <w:t>schema_migrations 新增版本 3。新表採 additive schema；舊 memory_items、memory_versions、prompt_templates、ai_processing_runs、memory_file_changes 均保留。舊提示詞資料未自動合併進新表，避免類別語意與專案對應不明；需要時可從舊入口匯出再匯入。</w:t>
+        <w:t>schema_migrations 新增至版本 4。新表採 additive schema；舊 memory_items、memory_versions、prompt_templates、ai_processing_runs、memory_file_changes 均保留。舊提示詞資料未自動合併進新表，避免類別語意與專案對應不明；需要時可從舊入口匯出再匯入。</w:t>
       </w:r>
     </w:p>
     <w:p>
@@ -5085,7 +5122,7 @@
                 <w:color w:val="000000"/>
                 <w:sz w:val="19"/>
               </w:rPr>
-              <w:t>list_prompt_versions</w:t>
+              <w:t>list_prompt_groups</w:t>
             </w:r>
           </w:p>
         </w:tc>
@@ -5112,6 +5149,255 @@
                 <w:color w:val="000000"/>
                 <w:sz w:val="19"/>
               </w:rPr>
+              <w:t>project_path</w:t>
+            </w:r>
+          </w:p>
+        </w:tc>
+        <w:tc>
+          <w:tcPr>
+            <w:tcW w:type="dxa" w:w="3213"/>
+            <w:vAlign w:val="center"/>
+            <w:tcMar>
+              <w:top w:w="100" w:type="dxa"/>
+              <w:start w:w="120" w:type="dxa"/>
+              <w:bottom w:w="100" w:type="dxa"/>
+              <w:end w:w="120" w:type="dxa"/>
+            </w:tcMar>
+            <w:shd w:fill="FFFFFF"/>
+          </w:tcPr>
+          <w:p>
+            <w:pPr>
+              <w:spacing w:after="0"/>
+            </w:pPr>
+            <w:r>
+              <w:rPr>
+                <w:rFonts w:ascii="Arial" w:hAnsi="Arial" w:eastAsia="PingFang TC"/>
+                <w:b w:val="0"/>
+                <w:color w:val="000000"/>
+                <w:sz w:val="19"/>
+              </w:rPr>
+              <w:t>群組清單</w:t>
+            </w:r>
+          </w:p>
+        </w:tc>
+      </w:tr>
+      <w:tr>
+        <w:tc>
+          <w:tcPr>
+            <w:tcW w:type="dxa" w:w="3213"/>
+            <w:vAlign w:val="center"/>
+            <w:tcMar>
+              <w:top w:w="100" w:type="dxa"/>
+              <w:start w:w="120" w:type="dxa"/>
+              <w:bottom w:w="100" w:type="dxa"/>
+              <w:end w:w="120" w:type="dxa"/>
+            </w:tcMar>
+            <w:shd w:fill="F6F1EC"/>
+          </w:tcPr>
+          <w:p>
+            <w:pPr>
+              <w:spacing w:after="0"/>
+            </w:pPr>
+            <w:r>
+              <w:rPr>
+                <w:rFonts w:ascii="Arial" w:hAnsi="Arial" w:eastAsia="PingFang TC"/>
+                <w:b w:val="0"/>
+                <w:color w:val="000000"/>
+                <w:sz w:val="19"/>
+              </w:rPr>
+              <w:t>create_prompt_group</w:t>
+            </w:r>
+          </w:p>
+        </w:tc>
+        <w:tc>
+          <w:tcPr>
+            <w:tcW w:type="dxa" w:w="3213"/>
+            <w:vAlign w:val="center"/>
+            <w:tcMar>
+              <w:top w:w="100" w:type="dxa"/>
+              <w:start w:w="120" w:type="dxa"/>
+              <w:bottom w:w="100" w:type="dxa"/>
+              <w:end w:w="120" w:type="dxa"/>
+            </w:tcMar>
+            <w:shd w:fill="F6F1EC"/>
+          </w:tcPr>
+          <w:p>
+            <w:pPr>
+              <w:spacing w:after="0"/>
+            </w:pPr>
+            <w:r>
+              <w:rPr>
+                <w:rFonts w:ascii="Arial" w:hAnsi="Arial" w:eastAsia="PingFang TC"/>
+                <w:b w:val="0"/>
+                <w:color w:val="000000"/>
+                <w:sz w:val="19"/>
+              </w:rPr>
+              <w:t>project_path, name</w:t>
+            </w:r>
+          </w:p>
+        </w:tc>
+        <w:tc>
+          <w:tcPr>
+            <w:tcW w:type="dxa" w:w="3213"/>
+            <w:vAlign w:val="center"/>
+            <w:tcMar>
+              <w:top w:w="100" w:type="dxa"/>
+              <w:start w:w="120" w:type="dxa"/>
+              <w:bottom w:w="100" w:type="dxa"/>
+              <w:end w:w="120" w:type="dxa"/>
+            </w:tcMar>
+            <w:shd w:fill="F6F1EC"/>
+          </w:tcPr>
+          <w:p>
+            <w:pPr>
+              <w:spacing w:after="0"/>
+            </w:pPr>
+            <w:r>
+              <w:rPr>
+                <w:rFonts w:ascii="Arial" w:hAnsi="Arial" w:eastAsia="PingFang TC"/>
+                <w:b w:val="0"/>
+                <w:color w:val="000000"/>
+                <w:sz w:val="19"/>
+              </w:rPr>
+              <w:t>建立群組</w:t>
+            </w:r>
+          </w:p>
+        </w:tc>
+      </w:tr>
+      <w:tr>
+        <w:tc>
+          <w:tcPr>
+            <w:tcW w:type="dxa" w:w="3213"/>
+            <w:vAlign w:val="center"/>
+            <w:tcMar>
+              <w:top w:w="100" w:type="dxa"/>
+              <w:start w:w="120" w:type="dxa"/>
+              <w:bottom w:w="100" w:type="dxa"/>
+              <w:end w:w="120" w:type="dxa"/>
+            </w:tcMar>
+            <w:shd w:fill="FFFFFF"/>
+          </w:tcPr>
+          <w:p>
+            <w:pPr>
+              <w:spacing w:after="0"/>
+            </w:pPr>
+            <w:r>
+              <w:rPr>
+                <w:rFonts w:ascii="Arial" w:hAnsi="Arial" w:eastAsia="PingFang TC"/>
+                <w:b w:val="0"/>
+                <w:color w:val="000000"/>
+                <w:sz w:val="19"/>
+              </w:rPr>
+              <w:t>move_prompt_to_group</w:t>
+            </w:r>
+          </w:p>
+        </w:tc>
+        <w:tc>
+          <w:tcPr>
+            <w:tcW w:type="dxa" w:w="3213"/>
+            <w:vAlign w:val="center"/>
+            <w:tcMar>
+              <w:top w:w="100" w:type="dxa"/>
+              <w:start w:w="120" w:type="dxa"/>
+              <w:bottom w:w="100" w:type="dxa"/>
+              <w:end w:w="120" w:type="dxa"/>
+            </w:tcMar>
+            <w:shd w:fill="FFFFFF"/>
+          </w:tcPr>
+          <w:p>
+            <w:pPr>
+              <w:spacing w:after="0"/>
+            </w:pPr>
+            <w:r>
+              <w:rPr>
+                <w:rFonts w:ascii="Arial" w:hAnsi="Arial" w:eastAsia="PingFang TC"/>
+                <w:b w:val="0"/>
+                <w:color w:val="000000"/>
+                <w:sz w:val="19"/>
+              </w:rPr>
+              <w:t>project_path, prompt_id, group_name</w:t>
+            </w:r>
+          </w:p>
+        </w:tc>
+        <w:tc>
+          <w:tcPr>
+            <w:tcW w:type="dxa" w:w="3213"/>
+            <w:vAlign w:val="center"/>
+            <w:tcMar>
+              <w:top w:w="100" w:type="dxa"/>
+              <w:start w:w="120" w:type="dxa"/>
+              <w:bottom w:w="100" w:type="dxa"/>
+              <w:end w:w="120" w:type="dxa"/>
+            </w:tcMar>
+            <w:shd w:fill="FFFFFF"/>
+          </w:tcPr>
+          <w:p>
+            <w:pPr>
+              <w:spacing w:after="0"/>
+            </w:pPr>
+            <w:r>
+              <w:rPr>
+                <w:rFonts w:ascii="Arial" w:hAnsi="Arial" w:eastAsia="PingFang TC"/>
+                <w:b w:val="0"/>
+                <w:color w:val="000000"/>
+                <w:sz w:val="19"/>
+              </w:rPr>
+              <w:t>更新範本所屬群組</w:t>
+            </w:r>
+          </w:p>
+        </w:tc>
+      </w:tr>
+      <w:tr>
+        <w:tc>
+          <w:tcPr>
+            <w:tcW w:type="dxa" w:w="3213"/>
+            <w:vAlign w:val="center"/>
+            <w:tcMar>
+              <w:top w:w="100" w:type="dxa"/>
+              <w:start w:w="120" w:type="dxa"/>
+              <w:bottom w:w="100" w:type="dxa"/>
+              <w:end w:w="120" w:type="dxa"/>
+            </w:tcMar>
+            <w:shd w:fill="F6F1EC"/>
+          </w:tcPr>
+          <w:p>
+            <w:pPr>
+              <w:spacing w:after="0"/>
+            </w:pPr>
+            <w:r>
+              <w:rPr>
+                <w:rFonts w:ascii="Arial" w:hAnsi="Arial" w:eastAsia="PingFang TC"/>
+                <w:b w:val="0"/>
+                <w:color w:val="000000"/>
+                <w:sz w:val="19"/>
+              </w:rPr>
+              <w:t>list_prompt_versions</w:t>
+            </w:r>
+          </w:p>
+        </w:tc>
+        <w:tc>
+          <w:tcPr>
+            <w:tcW w:type="dxa" w:w="3213"/>
+            <w:vAlign w:val="center"/>
+            <w:tcMar>
+              <w:top w:w="100" w:type="dxa"/>
+              <w:start w:w="120" w:type="dxa"/>
+              <w:bottom w:w="100" w:type="dxa"/>
+              <w:end w:w="120" w:type="dxa"/>
+            </w:tcMar>
+            <w:shd w:fill="F6F1EC"/>
+          </w:tcPr>
+          <w:p>
+            <w:pPr>
+              <w:spacing w:after="0"/>
+            </w:pPr>
+            <w:r>
+              <w:rPr>
+                <w:rFonts w:ascii="Arial" w:hAnsi="Arial" w:eastAsia="PingFang TC"/>
+                <w:b w:val="0"/>
+                <w:color w:val="000000"/>
+                <w:sz w:val="19"/>
+              </w:rPr>
               <w:t>project_path, prompt_id</w:t>
             </w:r>
           </w:p>
@@ -5126,7 +5412,7 @@
               <w:bottom w:w="100" w:type="dxa"/>
               <w:end w:w="120" w:type="dxa"/>
             </w:tcMar>
-            <w:shd w:fill="FFFFFF"/>
+            <w:shd w:fill="F6F1EC"/>
           </w:tcPr>
           <w:p>
             <w:pPr>
@@ -5155,7 +5441,7 @@
               <w:bottom w:w="100" w:type="dxa"/>
               <w:end w:w="120" w:type="dxa"/>
             </w:tcMar>
-            <w:shd w:fill="F6F1EC"/>
+            <w:shd w:fill="FFFFFF"/>
           </w:tcPr>
           <w:p>
             <w:pPr>
@@ -5182,7 +5468,7 @@
               <w:bottom w:w="100" w:type="dxa"/>
               <w:end w:w="120" w:type="dxa"/>
             </w:tcMar>
-            <w:shd w:fill="F6F1EC"/>
+            <w:shd w:fill="FFFFFF"/>
           </w:tcPr>
           <w:p>
             <w:pPr>
@@ -5209,7 +5495,7 @@
               <w:bottom w:w="100" w:type="dxa"/>
               <w:end w:w="120" w:type="dxa"/>
             </w:tcMar>
-            <w:shd w:fill="F6F1EC"/>
+            <w:shd w:fill="FFFFFF"/>
           </w:tcPr>
           <w:p>
             <w:pPr>
@@ -5238,7 +5524,7 @@
               <w:bottom w:w="100" w:type="dxa"/>
               <w:end w:w="120" w:type="dxa"/>
             </w:tcMar>
-            <w:shd w:fill="FFFFFF"/>
+            <w:shd w:fill="F6F1EC"/>
           </w:tcPr>
           <w:p>
             <w:pPr>
@@ -5265,7 +5551,7 @@
               <w:bottom w:w="100" w:type="dxa"/>
               <w:end w:w="120" w:type="dxa"/>
             </w:tcMar>
-            <w:shd w:fill="FFFFFF"/>
+            <w:shd w:fill="F6F1EC"/>
           </w:tcPr>
           <w:p>
             <w:pPr>
@@ -5292,7 +5578,7 @@
               <w:bottom w:w="100" w:type="dxa"/>
               <w:end w:w="120" w:type="dxa"/>
             </w:tcMar>
-            <w:shd w:fill="FFFFFF"/>
+            <w:shd w:fill="F6F1EC"/>
           </w:tcPr>
           <w:p>
             <w:pPr>
@@ -5321,7 +5607,7 @@
               <w:bottom w:w="100" w:type="dxa"/>
               <w:end w:w="120" w:type="dxa"/>
             </w:tcMar>
-            <w:shd w:fill="F6F1EC"/>
+            <w:shd w:fill="FFFFFF"/>
           </w:tcPr>
           <w:p>
             <w:pPr>
@@ -5348,7 +5634,7 @@
               <w:bottom w:w="100" w:type="dxa"/>
               <w:end w:w="120" w:type="dxa"/>
             </w:tcMar>
-            <w:shd w:fill="F6F1EC"/>
+            <w:shd w:fill="FFFFFF"/>
           </w:tcPr>
           <w:p>
             <w:pPr>
@@ -5375,7 +5661,7 @@
               <w:bottom w:w="100" w:type="dxa"/>
               <w:end w:w="120" w:type="dxa"/>
             </w:tcMar>
-            <w:shd w:fill="F6F1EC"/>
+            <w:shd w:fill="FFFFFF"/>
           </w:tcPr>
           <w:p>
             <w:pPr>
@@ -5404,7 +5690,7 @@
               <w:bottom w:w="100" w:type="dxa"/>
               <w:end w:w="120" w:type="dxa"/>
             </w:tcMar>
-            <w:shd w:fill="FFFFFF"/>
+            <w:shd w:fill="F6F1EC"/>
           </w:tcPr>
           <w:p>
             <w:pPr>
@@ -5431,7 +5717,7 @@
               <w:bottom w:w="100" w:type="dxa"/>
               <w:end w:w="120" w:type="dxa"/>
             </w:tcMar>
-            <w:shd w:fill="FFFFFF"/>
+            <w:shd w:fill="F6F1EC"/>
           </w:tcPr>
           <w:p>
             <w:pPr>
@@ -5458,7 +5744,7 @@
               <w:bottom w:w="100" w:type="dxa"/>
               <w:end w:w="120" w:type="dxa"/>
             </w:tcMar>
-            <w:shd w:fill="FFFFFF"/>
+            <w:shd w:fill="F6F1EC"/>
           </w:tcPr>
           <w:p>
             <w:pPr>
